--- a/概率 Probability/_答辩/概率论.docx
+++ b/概率 Probability/_答辩/概率论.docx
@@ -246,6 +246,29 @@
           <w:szCs w:val="28"/>
         </w:rPr>
         <w:t>次，每次成功的概率为p</w:t>
+      </w:r>
+      <w:r>
+        <w:rPr>
+          <w:rFonts w:hint="eastAsia"/>
+          <w:sz w:val="28"/>
+          <w:szCs w:val="28"/>
+        </w:rPr>
+        <w:t>，记作B(</w:t>
+      </w:r>
+      <w:r>
+        <w:rPr>
+          <w:sz w:val="28"/>
+          <w:szCs w:val="28"/>
+        </w:rPr>
+        <w:t>n,p</w:t>
+      </w:r>
+      <w:r>
+        <w:rPr>
+          <w:rFonts w:hint="eastAsia"/>
+          <w:sz w:val="28"/>
+          <w:szCs w:val="28"/>
+        </w:rPr>
+        <w:t>)</w:t>
       </w:r>
     </w:p>
     <w:p>
@@ -491,6 +514,36 @@
           <w:szCs w:val="28"/>
         </w:rPr>
         <w:t>泊松分布：</w:t>
+      </w:r>
+      <w:r>
+        <w:rPr>
+          <w:sz w:val="28"/>
+          <w:szCs w:val="28"/>
+        </w:rPr>
+        <w:t>P</w:t>
+      </w:r>
+      <w:r>
+        <w:rPr>
+          <w:rFonts w:hint="eastAsia"/>
+          <w:sz w:val="28"/>
+          <w:szCs w:val="28"/>
+        </w:rPr>
+        <w:t>(</w:t>
+      </w:r>
+      <w:r>
+        <w:rPr>
+          <w:sz w:val="28"/>
+          <w:szCs w:val="28"/>
+        </w:rPr>
+        <w:t>n,p</w:t>
+      </w:r>
+      <w:r>
+        <w:rPr>
+          <w:rFonts w:hint="eastAsia"/>
+          <w:sz w:val="28"/>
+          <w:szCs w:val="28"/>
+        </w:rPr>
+        <w:t>)</w:t>
       </w:r>
     </w:p>
     <w:p>
@@ -779,6 +832,36 @@
         </w:rPr>
         <w:t>正态分布：</w:t>
       </w:r>
+      <w:r>
+        <w:rPr>
+          <w:sz w:val="28"/>
+          <w:szCs w:val="28"/>
+        </w:rPr>
+        <w:t>N</w:t>
+      </w:r>
+      <w:r>
+        <w:rPr>
+          <w:rFonts w:hint="eastAsia"/>
+          <w:sz w:val="28"/>
+          <w:szCs w:val="28"/>
+        </w:rPr>
+        <w:t>(</w:t>
+      </w:r>
+      <w:r>
+        <w:rPr>
+          <w:sz w:val="28"/>
+          <w:szCs w:val="28"/>
+        </w:rPr>
+        <w:t>n,p</w:t>
+      </w:r>
+      <w:r>
+        <w:rPr>
+          <w:rFonts w:hint="eastAsia"/>
+          <w:sz w:val="28"/>
+          <w:szCs w:val="28"/>
+        </w:rPr>
+        <w:t>)</w:t>
+      </w:r>
     </w:p>
     <w:p>
       <w:pPr>
@@ -832,35 +915,18 @@
     <w:p>
       <w:pPr>
         <w:rPr>
-          <w:sz w:val="28"/>
-          <w:szCs w:val="28"/>
-        </w:rPr>
-      </w:pPr>
-      <w:r>
-        <w:rPr>
-          <w:rFonts w:hint="eastAsia"/>
-          <w:sz w:val="28"/>
-          <w:szCs w:val="28"/>
-        </w:rPr>
-        <w:t>1. **无记忆性（</w:t>
-      </w:r>
-      <w:proofErr w:type="spellStart"/>
-      <w:r>
-        <w:rPr>
-          <w:rFonts w:hint="eastAsia"/>
-          <w:sz w:val="28"/>
-          <w:szCs w:val="28"/>
-        </w:rPr>
-        <w:t>Memorylessness</w:t>
-      </w:r>
-      <w:proofErr w:type="spellEnd"/>
-      <w:r>
-        <w:rPr>
-          <w:rFonts w:hint="eastAsia"/>
-          <w:sz w:val="28"/>
-          <w:szCs w:val="28"/>
-        </w:rPr>
-        <w:t>）**：这是马尔科夫链的核心特性，意味着未来状态的概率只依赖于当前状态，而不依赖于过去的状态。</w:t>
+          <w:rFonts w:hint="eastAsia"/>
+          <w:sz w:val="28"/>
+          <w:szCs w:val="28"/>
+        </w:rPr>
+      </w:pPr>
+      <w:r>
+        <w:rPr>
+          <w:rFonts w:hint="eastAsia"/>
+          <w:sz w:val="28"/>
+          <w:szCs w:val="28"/>
+        </w:rPr>
+        <w:t>1. **无记忆性（Memorylessness）**：这是马尔科夫链的核心特性，意味着未来状态的概率只依赖于当前状态，而不依赖于过去的状态。</w:t>
       </w:r>
       <w:r>
         <w:rPr>
@@ -885,115 +951,7 @@
           <w:sz w:val="28"/>
           <w:szCs w:val="28"/>
         </w:rPr>
-        <w:t xml:space="preserve">用数学公式描述为：\[ P(X_{n+1} = j | </w:t>
-      </w:r>
-      <w:proofErr w:type="spellStart"/>
-      <w:r>
-        <w:rPr>
-          <w:rFonts w:hint="eastAsia"/>
-          <w:sz w:val="28"/>
-          <w:szCs w:val="28"/>
-        </w:rPr>
-        <w:t>X_n</w:t>
-      </w:r>
-      <w:proofErr w:type="spellEnd"/>
-      <w:r>
-        <w:rPr>
-          <w:rFonts w:hint="eastAsia"/>
-          <w:sz w:val="28"/>
-          <w:szCs w:val="28"/>
-        </w:rPr>
-        <w:t xml:space="preserve"> = </w:t>
-      </w:r>
-      <w:proofErr w:type="spellStart"/>
-      <w:r>
-        <w:rPr>
-          <w:rFonts w:hint="eastAsia"/>
-          <w:sz w:val="28"/>
-          <w:szCs w:val="28"/>
-        </w:rPr>
-        <w:t>i</w:t>
-      </w:r>
-      <w:proofErr w:type="spellEnd"/>
-      <w:r>
-        <w:rPr>
-          <w:rFonts w:hint="eastAsia"/>
-          <w:sz w:val="28"/>
-          <w:szCs w:val="28"/>
-        </w:rPr>
-        <w:t xml:space="preserve">, X_{n-1} = </w:t>
-      </w:r>
-      <w:proofErr w:type="spellStart"/>
-      <w:r>
-        <w:rPr>
-          <w:rFonts w:hint="eastAsia"/>
-          <w:sz w:val="28"/>
-          <w:szCs w:val="28"/>
-        </w:rPr>
-        <w:t>i</w:t>
-      </w:r>
-      <w:proofErr w:type="spellEnd"/>
-      <w:r>
-        <w:rPr>
-          <w:rFonts w:hint="eastAsia"/>
-          <w:sz w:val="28"/>
-          <w:szCs w:val="28"/>
-        </w:rPr>
-        <w:t>_{n-1}, \</w:t>
-      </w:r>
-      <w:proofErr w:type="spellStart"/>
-      <w:r>
-        <w:rPr>
-          <w:rFonts w:hint="eastAsia"/>
-          <w:sz w:val="28"/>
-          <w:szCs w:val="28"/>
-        </w:rPr>
-        <w:t>ldots</w:t>
-      </w:r>
-      <w:proofErr w:type="spellEnd"/>
-      <w:r>
-        <w:rPr>
-          <w:rFonts w:hint="eastAsia"/>
-          <w:sz w:val="28"/>
-          <w:szCs w:val="28"/>
-        </w:rPr>
-        <w:t xml:space="preserve">, X_0 = i_0) = P(X_{n+1} = j | </w:t>
-      </w:r>
-      <w:proofErr w:type="spellStart"/>
-      <w:r>
-        <w:rPr>
-          <w:rFonts w:hint="eastAsia"/>
-          <w:sz w:val="28"/>
-          <w:szCs w:val="28"/>
-        </w:rPr>
-        <w:t>X_n</w:t>
-      </w:r>
-      <w:proofErr w:type="spellEnd"/>
-      <w:r>
-        <w:rPr>
-          <w:rFonts w:hint="eastAsia"/>
-          <w:sz w:val="28"/>
-          <w:szCs w:val="28"/>
-        </w:rPr>
-        <w:t xml:space="preserve"> = </w:t>
-      </w:r>
-      <w:proofErr w:type="spellStart"/>
-      <w:r>
-        <w:rPr>
-          <w:rFonts w:hint="eastAsia"/>
-          <w:sz w:val="28"/>
-          <w:szCs w:val="28"/>
-        </w:rPr>
-        <w:t>i</w:t>
-      </w:r>
-      <w:proofErr w:type="spellEnd"/>
-      <w:r>
-        <w:rPr>
-          <w:rFonts w:hint="eastAsia"/>
-          <w:sz w:val="28"/>
-          <w:szCs w:val="28"/>
-        </w:rPr>
-        <w:t>) \]。</w:t>
+        <w:t>用数学公式描述为：\[ P(X_{n+1} = j | X_n = i, X_{n-1} = i_{n-1}, \ldots, X_0 = i_0) = P(X_{n+1} = j | X_n = i) \]。</w:t>
       </w:r>
     </w:p>
     <w:p>
@@ -1045,48 +1003,14 @@
           <w:sz w:val="28"/>
           <w:szCs w:val="28"/>
         </w:rPr>
-        <w:t>3. **转移概率（Transition Probabilities）**：转移概率描述了从一个状态转移到另一个状态的概率。如果马尔科夫链有N</w:t>
-      </w:r>
-      <w:proofErr w:type="gramStart"/>
-      <w:r>
-        <w:rPr>
-          <w:rFonts w:hint="eastAsia"/>
-          <w:sz w:val="28"/>
-          <w:szCs w:val="28"/>
-        </w:rPr>
-        <w:t>个</w:t>
-      </w:r>
-      <w:proofErr w:type="gramEnd"/>
-      <w:r>
-        <w:rPr>
-          <w:rFonts w:hint="eastAsia"/>
-          <w:sz w:val="28"/>
-          <w:szCs w:val="28"/>
-        </w:rPr>
-        <w:t>可能的状态，则转移概率矩阵的大小是N阶，矩阵的项P</w:t>
-      </w:r>
-      <w:r>
-        <w:rPr>
-          <w:sz w:val="28"/>
-          <w:szCs w:val="28"/>
-        </w:rPr>
-        <w:t>[</w:t>
-      </w:r>
-      <w:proofErr w:type="spellStart"/>
-      <w:r>
-        <w:rPr>
-          <w:sz w:val="28"/>
-          <w:szCs w:val="28"/>
-        </w:rPr>
-        <w:t>i</w:t>
-      </w:r>
-      <w:proofErr w:type="spellEnd"/>
-      <w:r>
-        <w:rPr>
-          <w:sz w:val="28"/>
-          <w:szCs w:val="28"/>
-        </w:rPr>
-        <w:t xml:space="preserve">, </w:t>
+        <w:t>3. **转移概率（Transition Probabilities）**：转移概率描述了从一个状态转移到另一个状态的概率。如果马尔科夫链有N个可能的状态，则转移概率矩阵的大小是N阶，矩阵的项P</w:t>
+      </w:r>
+      <w:r>
+        <w:rPr>
+          <w:sz w:val="28"/>
+          <w:szCs w:val="28"/>
+        </w:rPr>
+        <w:t xml:space="preserve">[i, </w:t>
       </w:r>
       <w:r>
         <w:rPr>
@@ -1109,30 +1033,13 @@
           <w:sz w:val="28"/>
           <w:szCs w:val="28"/>
         </w:rPr>
-        <w:t xml:space="preserve"> 是状态</w:t>
-      </w:r>
-      <w:proofErr w:type="spellStart"/>
-      <w:r>
-        <w:rPr>
-          <w:rFonts w:hint="eastAsia"/>
-          <w:sz w:val="28"/>
-          <w:szCs w:val="28"/>
-        </w:rPr>
-        <w:t>i</w:t>
-      </w:r>
-      <w:proofErr w:type="spellEnd"/>
-      <w:r>
-        <w:rPr>
-          <w:rFonts w:hint="eastAsia"/>
-          <w:sz w:val="28"/>
-          <w:szCs w:val="28"/>
-        </w:rPr>
-        <w:t>到状态j的转移概率，且每一行的转移概率和等于1。</w:t>
-      </w:r>
-    </w:p>
-    <w:p>
-      <w:pPr>
-        <w:rPr>
+        <w:t xml:space="preserve"> 是状态i到状态j的转移概率，且每一行的转移概率和等于1。</w:t>
+      </w:r>
+    </w:p>
+    <w:p>
+      <w:pPr>
+        <w:rPr>
+          <w:rFonts w:hint="eastAsia"/>
           <w:sz w:val="28"/>
           <w:szCs w:val="28"/>
         </w:rPr>
